--- a/templates/Template_word_greeting_short.docx
+++ b/templates/Template_word_greeting_short.docx
@@ -29,7 +29,15 @@
           <w:sz w:val="24"/>
           <w:szCs w:val="24"/>
         </w:rPr>
-        <w:t>Исх № {{OUT_NUMBER}} от {{DATE}}.</w:t>
+        <w:t xml:space="preserve">Исх № {{OUT_NUMBER}} от </w:t>
+      </w:r>
+      <w:r>
+        <w:rPr>
+          <w:rFonts w:ascii="Times New Roman" w:hAnsi="Times New Roman"/>
+          <w:sz w:val="24"/>
+          <w:szCs w:val="24"/>
+        </w:rPr>
+        <w:t>{{TODAY}}.</w:t>
       </w:r>
       <w:r>
         <w:rPr>
@@ -349,7 +357,7 @@
                 <w:bCs/>
                 <w:sz w:val="28"/>
                 <w:szCs w:val="28"/>
-                <w:lang w:val="ru-RU"/>
+                <w:lang w:val="en-US"/>
               </w:rPr>
               <w:t xml:space="preserve"> </w:t>
             </w:r>
@@ -360,7 +368,7 @@
                 <w:bCs/>
                 <w:sz w:val="28"/>
                 <w:szCs w:val="28"/>
-                <w:lang w:val="ru-RU"/>
+                <w:lang w:val="en-US"/>
               </w:rPr>
               <w:t xml:space="preserve"> </w:t>
             </w:r>
@@ -371,7 +379,7 @@
                 <w:bCs/>
                 <w:sz w:val="28"/>
                 <w:szCs w:val="28"/>
-                <w:lang w:val="ru-RU"/>
+                <w:lang w:val="en-US"/>
               </w:rPr>
               <w:t xml:space="preserve"> </w:t>
             </w:r>
@@ -382,7 +390,7 @@
                 <w:bCs/>
                 <w:sz w:val="28"/>
                 <w:szCs w:val="28"/>
-                <w:lang w:val="ru-RU"/>
+                <w:lang w:val="en-US"/>
               </w:rPr>
               <w:t xml:space="preserve"> </w:t>
             </w:r>
@@ -2067,7 +2075,7 @@
         </mc:Choice>
         <mc:Fallback>
           <w:pict>
-            <v:line w14:anchorId="6D287CDC" id="Line 1" o:spid="_x0000_s1026" style="position:absolute;z-index:251654144;visibility:visible;mso-wrap-style:square;mso-width-percent:0;mso-height-percent:0;mso-wrap-distance-left:9pt;mso-wrap-distance-top:-3e-5mm;mso-wrap-distance-right:9pt;mso-wrap-distance-bottom:-3e-5mm;mso-position-horizontal:absolute;mso-position-horizontal-relative:text;mso-position-vertical:absolute;mso-position-vertical-relative:text;mso-width-percent:0;mso-height-percent:0;mso-width-relative:page;mso-height-relative:page" from="0,.3pt" to="528.5pt,.3pt" o:gfxdata="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" strokeweight=".26mm"/>
+            <v:line w14:anchorId="14177163" id="Line 1" o:spid="_x0000_s1026" style="position:absolute;z-index:251654144;visibility:visible;mso-wrap-style:square;mso-width-percent:0;mso-height-percent:0;mso-wrap-distance-left:9pt;mso-wrap-distance-top:-3e-5mm;mso-wrap-distance-right:9pt;mso-wrap-distance-bottom:-3e-5mm;mso-position-horizontal:absolute;mso-position-horizontal-relative:text;mso-position-vertical:absolute;mso-position-vertical-relative:text;mso-width-percent:0;mso-height-percent:0;mso-width-relative:page;mso-height-relative:page" from="0,.3pt" to="528.5pt,.3pt" o:gfxdata="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" strokeweight=".26mm"/>
           </w:pict>
         </mc:Fallback>
       </mc:AlternateContent>
@@ -3024,6 +3032,7 @@
         <w:lang w:val="en-GB"/>
       </w:rPr>
     </w:pPr>
+    <w:proofErr w:type="gramStart"/>
     <w:r>
       <w:rPr>
         <w:b/>
@@ -3032,7 +3041,18 @@
         <w:szCs w:val="16"/>
         <w:lang w:val="en-GB"/>
       </w:rPr>
-      <w:t>”Answer to All Your Card Handling and Personalisation Needs”</w:t>
+      <w:t>”Answer</w:t>
+    </w:r>
+    <w:proofErr w:type="gramEnd"/>
+    <w:r>
+      <w:rPr>
+        <w:b/>
+        <w:i/>
+        <w:sz w:val="16"/>
+        <w:szCs w:val="16"/>
+        <w:lang w:val="en-GB"/>
+      </w:rPr>
+      <w:t xml:space="preserve"> to All Your Card Handling and Personalisation Needs”</w:t>
     </w:r>
   </w:p>
   <w:p>
@@ -3118,7 +3138,7 @@
         </mc:Choice>
         <mc:Fallback>
           <w:pict>
-            <v:line w14:anchorId="5C8E4E9B" id="Line 2" o:spid="_x0000_s1026" style="position:absolute;z-index:251656192;visibility:visible;mso-wrap-style:square;mso-width-percent:0;mso-height-percent:0;mso-wrap-distance-left:9pt;mso-wrap-distance-top:-3e-5mm;mso-wrap-distance-right:9pt;mso-wrap-distance-bottom:-3e-5mm;mso-position-horizontal:absolute;mso-position-horizontal-relative:text;mso-position-vertical:absolute;mso-position-vertical-relative:text;mso-width-percent:0;mso-height-percent:0;mso-width-relative:page;mso-height-relative:page" from="0,-.15pt" to="528.5pt,-.15pt" o:gfxdata="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" strokeweight=".26mm"/>
+            <v:line w14:anchorId="455D4133" id="Line 2" o:spid="_x0000_s1026" style="position:absolute;z-index:251656192;visibility:visible;mso-wrap-style:square;mso-width-percent:0;mso-height-percent:0;mso-wrap-distance-left:9pt;mso-wrap-distance-top:-3e-5mm;mso-wrap-distance-right:9pt;mso-wrap-distance-bottom:-3e-5mm;mso-position-horizontal:absolute;mso-position-horizontal-relative:text;mso-position-vertical:absolute;mso-position-vertical-relative:text;mso-width-percent:0;mso-height-percent:0;mso-width-relative:page;mso-height-relative:page" from="0,-.15pt" to="528.5pt,-.15pt" o:gfxdata="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" strokeweight=".26mm"/>
           </w:pict>
         </mc:Fallback>
       </mc:AlternateContent>
@@ -3236,7 +3256,7 @@
         <w:noProof/>
         <w:lang w:val="en-GB"/>
       </w:rPr>
-      <w:t>17/06/26</w:t>
+      <w:t>24/06/26</w:t>
     </w:r>
     <w:r>
       <w:rPr>
@@ -5672,7 +5692,6 @@
   <w:style w:type="character" w:default="1" w:styleId="a1">
     <w:name w:val="Default Paragraph Font"/>
     <w:uiPriority w:val="1"/>
-    <w:semiHidden/>
     <w:unhideWhenUsed/>
   </w:style>
   <w:style w:type="table" w:default="1" w:styleId="a2">
